--- a/dosyalar/sinavlar/8-sinif/2026-2027-1d1y/temel-duzey/arapca-8-1d1y-temel-a-grubu.docx
+++ b/dosyalar/sinavlar/8-sinif/2026-2027-1d1y/temel-duzey/arapca-8-1d1y-temel-a-grubu.docx
@@ -4044,7 +4044,7 @@
                 <w:rtl/>
                 <w:lang w:bidi="ar-SA"/>
               </w:rPr>
-              <w:t xml:space="preserve">كَيْفَ</w:t>
+              <w:t xml:space="preserve">كَيْف</w:t>
             </w:r>
           </w:p>
         </w:tc>
@@ -7661,7 +7661,7 @@
           <w:rtl/>
           <w:lang w:bidi="ar-SA"/>
         </w:rPr>
-        <w:t xml:space="preserve">مُعَلِّمُ اللُّغَةِ الْعَرَبِيَّة</w:t>
+        <w:t xml:space="preserve">مُعَلِّمُ اللُّغَةِ العَرَبِيَّة</w:t>
       </w:r>
     </w:p>
     <w:p>
